--- a/week15/term-project/docs/Term Project 3 — Product Requirements Document.docx
+++ b/week15/term-project/docs/Term Project 3 — Product Requirements Document.docx
@@ -76,7 +76,7 @@
         <w:rPr>
           <w:rtl w:val="0"/>
         </w:rPr>
-        <w:t xml:space="preserve">Version: v3 – May 1, 2026</w:t>
+        <w:t xml:space="preserve">Version: v3 – Sep 13, 2026</w:t>
       </w:r>
     </w:p>
     <w:p>
